--- a/tests/paper/fixtures/generated/gauntlet/gauntlet.docx
+++ b/tests/paper/fixtures/generated/gauntlet/gauntlet.docx
@@ -173,6 +173,127 @@
           </wp:inline>
         </w:drawing>
       </w:r>
+    </w:p>
+    <w:p>
+      <w:moveFromRangeStart w:id="61" w:author="Alice Editor" w:date="2026-06-01T09:30:00Z" w:name="move1"/>
+      <w:moveFrom w:id="62" w:author="Alice Editor" w:date="2026-06-01T09:30:00Z">
+        <w:r>
+          <w:t>The indemnity clause relocated by tracked move.</w:t>
+        </w:r>
+      </w:moveFrom>
+      <w:moveFromRangeEnd w:id="61"/>
+    </w:p>
+    <w:p>
+      <w:r>
+        <w:t>Paragraph between the move ends.</w:t>
+      </w:r>
+    </w:p>
+    <w:p>
+      <w:moveToRangeStart w:id="63" w:author="Alice Editor" w:date="2026-06-01T09:30:00Z" w:name="move1"/>
+      <w:moveTo w:id="64" w:author="Alice Editor" w:date="2026-06-01T09:30:00Z">
+        <w:r>
+          <w:t>The indemnity clause relocated by tracked move.</w:t>
+        </w:r>
+      </w:moveTo>
+      <w:moveToRangeEnd w:id="63"/>
+    </w:p>
+    <w:p>
+      <w:r>
+        <w:rPr>
+          <w:b/>
+          <w:rPrChange w:id="71" w:author="Bob Reviewer" w:date="2026-06-02T14:45:00Z">
+            <w:rPr/>
+          </w:rPrChange>
+        </w:rPr>
+        <w:t>This text was bolded with tracking on.</w:t>
+      </w:r>
+    </w:p>
+    <w:p>
+      <w:pPr>
+        <w:jc w:val="center"/>
+        <w:pPrChange w:id="72" w:author="Bob Reviewer" w:date="2026-06-02T14:45:00Z">
+          <w:pPr/>
+        </w:pPrChange>
+      </w:pPr>
+      <w:r>
+        <w:t>This paragraph was centered with tracking on.</w:t>
+      </w:r>
+    </w:p>
+    <w:p>
+      <w:r>
+        <w:t xml:space="preserve">Dated: </w:t>
+      </w:r>
+      <w:fldSimple w:instr=" DATE \@ &quot;MMMM d, yyyy&quot; ">
+        <w:r>
+          <w:t>June 1, 2026</w:t>
+        </w:r>
+      </w:fldSimple>
+    </w:p>
+    <w:p>
+      <w:r>
+        <w:t xml:space="preserve">See page </w:t>
+      </w:r>
+      <w:r>
+        <w:fldChar w:fldCharType="begin"/>
+      </w:r>
+      <w:r>
+        <w:instrText xml:space="preserve"> PAGEREF _RefAnchor \h </w:instrText>
+      </w:r>
+      <w:r>
+        <w:fldChar w:fldCharType="separate"/>
+      </w:r>
+      <w:r>
+        <w:t>14</w:t>
+      </w:r>
+      <w:r>
+        <w:fldChar w:fldCharType="end"/>
+      </w:r>
+      <w:r>
+        <w:t xml:space="preserve"> for the details.</w:t>
+      </w:r>
+    </w:p>
+    <w:p>
+      <w:r>
+        <w:t xml:space="preserve">Client name: </w:t>
+      </w:r>
+      <w:sdt>
+        <w:sdtPr>
+          <w:alias w:val="ClientName"/>
+          <w:tag w:val="client-name"/>
+          <w:id w:val="2001"/>
+          <w:showingPlcHdr/>
+        </w:sdtPr>
+        <w:sdtContent>
+          <w:r>
+            <w:rPr>
+              <w:rStyle w:val="PlaceholderText"/>
+            </w:rPr>
+            <w:t>Click or tap here to enter text.</w:t>
+          </w:r>
+        </w:sdtContent>
+      </w:sdt>
+    </w:p>
+    <w:p>
+      <w:r>
+        <w:t xml:space="preserve">See </w:t>
+      </w:r>
+      <w:bookmarkStart w:id="1" w:name="DefinedTerm"/>
+      <w:r>
+        <w:t>the Master Agreement</w:t>
+      </w:r>
+      <w:bookmarkEnd w:id="1"/>
+      <w:r>
+        <w:t xml:space="preserve"> for definitions.</w:t>
+      </w:r>
+      <w:bookmarkStart w:id="2" w:name="_GoBack"/>
+      <w:bookmarkEnd w:id="2"/>
+    </w:p>
+    <w:p>
+      <w:proofErr w:type="spellStart"/>
+      <w:r>
+        <w:t>Gauntlet paragrah with proofing noise.</w:t>
+      </w:r>
+      <w:proofErr w:type="spellEnd"/>
     </w:p>
     <w:p>
       <w:r>
@@ -12624,6 +12745,12 @@
     <w:rPr>
       <w:sz w:val="20"/>
       <w:szCs w:val="20"/>
+    </w:rPr>
+  </w:style>
+  <w:style w:type="character" w:styleId="PlaceholderText">
+    <w:name w:val="Placeholder Text"/>
+    <w:rPr>
+      <w:color w:val="808080"/>
     </w:rPr>
   </w:style>
 </w:styles>

--- a/tests/paper/fixtures/generated/gauntlet/gauntlet.docx
+++ b/tests/paper/fixtures/generated/gauntlet/gauntlet.docx
@@ -287,6 +287,33 @@
       </w:r>
       <w:bookmarkStart w:id="2" w:name="_GoBack"/>
       <w:bookmarkEnd w:id="2"/>
+    </w:p>
+    <w:p>
+      <w:r>
+        <w:fldChar w:fldCharType="begin"/>
+      </w:r>
+      <w:r>
+        <w:instrText xml:space="preserve"> TOC \o "1-3" \h </w:instrText>
+      </w:r>
+      <w:r>
+        <w:fldChar w:fldCharType="separate"/>
+      </w:r>
+      <w:r>
+        <w:t>Chapter One entry	4</w:t>
+      </w:r>
+    </w:p>
+    <w:p>
+      <w:r>
+        <w:t>Chapter Two entry	9</w:t>
+      </w:r>
+    </w:p>
+    <w:p>
+      <w:r>
+        <w:t>Chapter Three entry	14</w:t>
+      </w:r>
+      <w:r>
+        <w:fldChar w:fldCharType="end"/>
+      </w:r>
     </w:p>
     <w:p>
       <w:proofErr w:type="spellStart"/>

--- a/tests/paper/fixtures/generated/gauntlet/gauntlet.docx
+++ b/tests/paper/fixtures/generated/gauntlet/gauntlet.docx
@@ -173,6 +173,154 @@
           </wp:inline>
         </w:drawing>
       </w:r>
+    </w:p>
+    <w:p>
+      <w:moveFromRangeStart w:id="61" w:author="Alice Editor" w:date="2026-06-01T09:30:00Z" w:name="move1"/>
+      <w:moveFrom w:id="62" w:author="Alice Editor" w:date="2026-06-01T09:30:00Z">
+        <w:r>
+          <w:t>The indemnity clause relocated by tracked move.</w:t>
+        </w:r>
+      </w:moveFrom>
+      <w:moveFromRangeEnd w:id="61"/>
+    </w:p>
+    <w:p>
+      <w:r>
+        <w:t>Paragraph between the move ends.</w:t>
+      </w:r>
+    </w:p>
+    <w:p>
+      <w:moveToRangeStart w:id="63" w:author="Alice Editor" w:date="2026-06-01T09:30:00Z" w:name="move1"/>
+      <w:moveTo w:id="64" w:author="Alice Editor" w:date="2026-06-01T09:30:00Z">
+        <w:r>
+          <w:t>The indemnity clause relocated by tracked move.</w:t>
+        </w:r>
+      </w:moveTo>
+      <w:moveToRangeEnd w:id="63"/>
+    </w:p>
+    <w:p>
+      <w:r>
+        <w:rPr>
+          <w:b/>
+          <w:rPrChange w:id="71" w:author="Bob Reviewer" w:date="2026-06-02T14:45:00Z">
+            <w:rPr/>
+          </w:rPrChange>
+        </w:rPr>
+        <w:t>This text was bolded with tracking on.</w:t>
+      </w:r>
+    </w:p>
+    <w:p>
+      <w:pPr>
+        <w:jc w:val="center"/>
+        <w:pPrChange w:id="72" w:author="Bob Reviewer" w:date="2026-06-02T14:45:00Z">
+          <w:pPr/>
+        </w:pPrChange>
+      </w:pPr>
+      <w:r>
+        <w:t>This paragraph was centered with tracking on.</w:t>
+      </w:r>
+    </w:p>
+    <w:p>
+      <w:r>
+        <w:t xml:space="preserve">Dated: </w:t>
+      </w:r>
+      <w:fldSimple w:instr=" DATE \@ &quot;MMMM d, yyyy&quot; ">
+        <w:r>
+          <w:t>June 1, 2026</w:t>
+        </w:r>
+      </w:fldSimple>
+    </w:p>
+    <w:p>
+      <w:r>
+        <w:t xml:space="preserve">See page </w:t>
+      </w:r>
+      <w:r>
+        <w:fldChar w:fldCharType="begin"/>
+      </w:r>
+      <w:r>
+        <w:instrText xml:space="preserve"> PAGEREF _RefAnchor \h </w:instrText>
+      </w:r>
+      <w:r>
+        <w:fldChar w:fldCharType="separate"/>
+      </w:r>
+      <w:r>
+        <w:t>14</w:t>
+      </w:r>
+      <w:r>
+        <w:fldChar w:fldCharType="end"/>
+      </w:r>
+      <w:r>
+        <w:t xml:space="preserve"> for the details.</w:t>
+      </w:r>
+    </w:p>
+    <w:p>
+      <w:r>
+        <w:t xml:space="preserve">Client name: </w:t>
+      </w:r>
+      <w:sdt>
+        <w:sdtPr>
+          <w:alias w:val="ClientName"/>
+          <w:tag w:val="client-name"/>
+          <w:id w:val="2001"/>
+          <w:showingPlcHdr/>
+        </w:sdtPr>
+        <w:sdtContent>
+          <w:r>
+            <w:rPr>
+              <w:rStyle w:val="PlaceholderText"/>
+            </w:rPr>
+            <w:t>Click or tap here to enter text.</w:t>
+          </w:r>
+        </w:sdtContent>
+      </w:sdt>
+    </w:p>
+    <w:p>
+      <w:r>
+        <w:t xml:space="preserve">See </w:t>
+      </w:r>
+      <w:bookmarkStart w:id="1" w:name="DefinedTerm"/>
+      <w:r>
+        <w:t>the Master Agreement</w:t>
+      </w:r>
+      <w:bookmarkEnd w:id="1"/>
+      <w:r>
+        <w:t xml:space="preserve"> for definitions.</w:t>
+      </w:r>
+      <w:bookmarkStart w:id="2" w:name="_GoBack"/>
+      <w:bookmarkEnd w:id="2"/>
+    </w:p>
+    <w:p>
+      <w:r>
+        <w:fldChar w:fldCharType="begin"/>
+      </w:r>
+      <w:r>
+        <w:instrText xml:space="preserve"> TOC \o "1-3" \h </w:instrText>
+      </w:r>
+      <w:r>
+        <w:fldChar w:fldCharType="separate"/>
+      </w:r>
+      <w:r>
+        <w:t>Chapter One entry	4</w:t>
+      </w:r>
+    </w:p>
+    <w:p>
+      <w:r>
+        <w:t>Chapter Two entry	9</w:t>
+      </w:r>
+    </w:p>
+    <w:p>
+      <w:r>
+        <w:t>Chapter Three entry	14</w:t>
+      </w:r>
+      <w:r>
+        <w:fldChar w:fldCharType="end"/>
+      </w:r>
+    </w:p>
+    <w:p>
+      <w:proofErr w:type="spellStart"/>
+      <w:r>
+        <w:t>Gauntlet paragrah with proofing noise.</w:t>
+      </w:r>
+      <w:proofErr w:type="spellEnd"/>
     </w:p>
     <w:p>
       <w:r>
@@ -12624,6 +12772,12 @@
     <w:rPr>
       <w:sz w:val="20"/>
       <w:szCs w:val="20"/>
+    </w:rPr>
+  </w:style>
+  <w:style w:type="character" w:styleId="PlaceholderText">
+    <w:name w:val="Placeholder Text"/>
+    <w:rPr>
+      <w:color w:val="808080"/>
     </w:rPr>
   </w:style>
 </w:styles>

--- a/tests/paper/fixtures/generated/gauntlet/gauntlet.docx
+++ b/tests/paper/fixtures/generated/gauntlet/gauntlet.docx
@@ -527,6 +527,185 @@
         <w:t>Gauntlet numbered item two</w:t>
       </w:r>
     </w:p>
+    <w:tbl>
+      <w:tblPr>
+        <w:tblW w:w="0" w:type="auto"/>
+      </w:tblPr>
+      <w:tblGrid>
+        <w:gridCol w:w="4675"/>
+        <w:gridCol w:w="4675"/>
+      </w:tblGrid>
+      <w:tr>
+        <w:tc>
+          <w:tcPr>
+            <w:tcW w:w="4675" w:type="dxa"/>
+          </w:tcPr>
+          <w:p>
+            <w:r>
+              <w:t>Item</w:t>
+            </w:r>
+          </w:p>
+        </w:tc>
+        <w:tc>
+          <w:tcPr>
+            <w:tcW w:w="4675" w:type="dxa"/>
+          </w:tcPr>
+          <w:p>
+            <w:r>
+              <w:t>Amount</w:t>
+            </w:r>
+          </w:p>
+        </w:tc>
+      </w:tr>
+      <w:tr>
+        <w:trPr>
+          <w:ins w:id="81" w:author="Alice Editor" w:date="2026-06-01T09:30:00Z"/>
+        </w:trPr>
+        <w:tc>
+          <w:tcPr>
+            <w:tcW w:w="4675" w:type="dxa"/>
+          </w:tcPr>
+          <w:p>
+            <w:pPr>
+              <w:rPr>
+                <w:ins w:id="82" w:author="Alice Editor" w:date="2026-06-01T09:30:00Z"/>
+              </w:rPr>
+            </w:pPr>
+            <w:ins w:id="83" w:author="Alice Editor" w:date="2026-06-01T09:30:00Z">
+              <w:r>
+                <w:t>Filing fee</w:t>
+              </w:r>
+            </w:ins>
+          </w:p>
+        </w:tc>
+        <w:tc>
+          <w:tcPr>
+            <w:tcW w:w="4675" w:type="dxa"/>
+          </w:tcPr>
+          <w:p>
+            <w:pPr>
+              <w:rPr>
+                <w:ins w:id="84" w:author="Alice Editor" w:date="2026-06-01T09:30:00Z"/>
+              </w:rPr>
+            </w:pPr>
+            <w:ins w:id="85" w:author="Alice Editor" w:date="2026-06-01T09:30:00Z">
+              <w:r>
+                <w:t>$100</w:t>
+              </w:r>
+            </w:ins>
+          </w:p>
+        </w:tc>
+      </w:tr>
+      <w:tr>
+        <w:trPr>
+          <w:del w:id="86" w:author="Bob Reviewer" w:date="2026-06-02T14:45:00Z"/>
+        </w:trPr>
+        <w:tc>
+          <w:tcPr>
+            <w:tcW w:w="4675" w:type="dxa"/>
+          </w:tcPr>
+          <w:p>
+            <w:pPr>
+              <w:rPr>
+                <w:del w:id="87" w:author="Bob Reviewer" w:date="2026-06-02T14:45:00Z"/>
+              </w:rPr>
+            </w:pPr>
+            <w:del w:id="88" w:author="Bob Reviewer" w:date="2026-06-02T14:45:00Z">
+              <w:r>
+                <w:delText>Old charge</w:delText>
+              </w:r>
+            </w:del>
+          </w:p>
+        </w:tc>
+        <w:tc>
+          <w:tcPr>
+            <w:tcW w:w="4675" w:type="dxa"/>
+          </w:tcPr>
+          <w:p>
+            <w:pPr>
+              <w:rPr>
+                <w:del w:id="89" w:author="Bob Reviewer" w:date="2026-06-02T14:45:00Z"/>
+              </w:rPr>
+            </w:pPr>
+            <w:del w:id="90" w:author="Bob Reviewer" w:date="2026-06-02T14:45:00Z">
+              <w:r>
+                <w:delText>$50</w:delText>
+              </w:r>
+            </w:del>
+          </w:p>
+        </w:tc>
+      </w:tr>
+    </w:tbl>
+    <w:p>
+      <w:r>
+        <w:rPr>
+          <w:b/>
+          <w:rPrChange w:id="91" w:author="Bob Reviewer" w:date="2026-06-02T14:45:00Z">
+            <w:rPr>
+              <w:i/>
+              <w:sz w:val="28"/>
+            </w:rPr>
+          </w:rPrChange>
+        </w:rPr>
+        <w:t>Delivery follows the schedule in Exhibit A.</w:t>
+      </w:r>
+    </w:p>
+    <w:p>
+      <w:pPr>
+        <w:jc w:val="center"/>
+        <w:pPrChange w:id="92" w:author="Bob Reviewer" w:date="2026-06-02T14:45:00Z">
+          <w:pPr>
+            <w:jc w:val="right"/>
+          </w:pPr>
+        </w:pPrChange>
+      </w:pPr>
+      <w:r>
+        <w:t>This paragraph was right-aligned before re-centering.</w:t>
+      </w:r>
+    </w:p>
+    <w:p>
+      <w:pPr>
+        <w:rPr>
+          <w:b/>
+          <w:rPrChange w:id="93" w:author="Bob Reviewer" w:date="2026-06-02T14:45:00Z">
+            <w:rPr/>
+          </w:rPrChange>
+        </w:rPr>
+      </w:pPr>
+      <w:r>
+        <w:t>The paragraph mark itself was re-formatted.</w:t>
+      </w:r>
+    </w:p>
+    <w:p>
+      <w:pPr>
+        <w:rPr>
+          <w:del w:id="94" w:author="Bob Reviewer" w:date="2026-06-02T14:45:00Z"/>
+        </w:rPr>
+      </w:pPr>
+      <w:r>
+        <w:t xml:space="preserve">This sentence continues </w:t>
+      </w:r>
+    </w:p>
+    <w:p>
+      <w:r>
+        <w:t>onto the following line.</w:t>
+      </w:r>
+    </w:p>
+    <w:p>
+      <w:pPr>
+        <w:rPr>
+          <w:ins w:id="95" w:author="Alice Editor" w:date="2026-06-01T09:30:00Z"/>
+        </w:rPr>
+      </w:pPr>
+      <w:r>
+        <w:t xml:space="preserve">A tracked split divides </w:t>
+      </w:r>
+    </w:p>
+    <w:p>
+      <w:r>
+        <w:t>this once-single sentence.</w:t>
+      </w:r>
+    </w:p>
     <w:p>
       <w:pPr>
         <w:sectPr>
